--- a/03-finance/banking-and-treasury-policy.docx
+++ b/03-finance/banking-and-treasury-policy.docx
@@ -414,7 +414,7 @@
                 <w:sz w:val="22"/>
                 <w:szCs w:val="22"/>
               </w:rPr>
-              <w:t xml:space="preserve">Al Rajhi Bank or Saudi National Bank (SNB)</w:t>
+              <w:t xml:space="preserve">Arab National Bank (account opened via SiFi)</w:t>
             </w:r>
           </w:p>
         </w:tc>
